--- a/Knowledge/3-Work knowledge/1-Software Engineering/1-Software Engineering Fundamentals/5-My Source/4-Networks Devices/6-Types of Firewall/5-Cloud Firewall.docx
+++ b/Knowledge/3-Work knowledge/1-Software Engineering/1-Software Engineering Fundamentals/5-My Source/4-Networks Devices/6-Types of Firewall/5-Cloud Firewall.docx
@@ -4,44 +4,28 @@
   <w:body>
     <w:p>
       <w:pPr>
-        <w:keepNext/>
-        <w:keepLines/>
-        <w:spacing w:before="400" w:after="120" w:line="276" w:lineRule="auto"/>
-        <w:outlineLvl w:val="0"/>
-        <w:rPr>
-          <w:rFonts w:ascii="Arial" w:eastAsia="Arial" w:hAnsi="Arial" w:cs="Arial"/>
-          <w:kern w:val="0"/>
-          <w:sz w:val="40"/>
-          <w:szCs w:val="40"/>
-          <w:lang w:val="en"/>
-          <w14:ligatures w14:val="none"/>
+        <w:pStyle w:val="Heading1"/>
+        <w:rPr>
+          <w:rFonts w:eastAsia="Arial"/>
+          <w:lang w:val="en"/>
         </w:rPr>
       </w:pPr>
       <w:bookmarkStart w:id="0" w:name="_43h7hc6majxx" w:colFirst="0" w:colLast="0"/>
       <w:bookmarkEnd w:id="0"/>
       <w:r>
         <w:rPr>
-          <w:rFonts w:ascii="Arial" w:eastAsia="Arial" w:hAnsi="Arial" w:cs="Arial"/>
-          <w:kern w:val="0"/>
-          <w:sz w:val="40"/>
-          <w:szCs w:val="40"/>
-          <w:lang w:val="en"/>
-          <w14:ligatures w14:val="none"/>
+          <w:rFonts w:eastAsia="Arial"/>
+          <w:lang w:val="en"/>
         </w:rPr>
         <w:t>Cloud Firewall</w:t>
       </w:r>
     </w:p>
     <w:p>
       <w:pPr>
-        <w:spacing w:before="280" w:after="120" w:line="276" w:lineRule="auto"/>
-        <w:outlineLvl w:val="1"/>
-        <w:rPr>
-          <w:rFonts w:ascii="Arial" w:eastAsia="Arial" w:hAnsi="Arial" w:cs="Arial"/>
-          <w:kern w:val="0"/>
-          <w:sz w:val="32"/>
-          <w:szCs w:val="32"/>
-          <w:lang w:val="en"/>
-          <w14:ligatures w14:val="none"/>
+        <w:pStyle w:val="Heading2"/>
+        <w:rPr>
+          <w:rFonts w:eastAsia="Arial"/>
+          <w:lang w:val="en"/>
         </w:rPr>
       </w:pPr>
       <w:bookmarkStart w:id="1" w:name="_29693qqrgk56" w:colFirst="0" w:colLast="0"/>
@@ -49,22 +33,14 @@
       <w:r>
         <w:rPr>
           <w:rFonts w:ascii="Segoe UI Emoji" w:eastAsia="Arial" w:hAnsi="Segoe UI Emoji" w:cs="Segoe UI Emoji"/>
-          <w:kern w:val="0"/>
-          <w:sz w:val="32"/>
-          <w:szCs w:val="32"/>
-          <w:lang w:val="en"/>
-          <w14:ligatures w14:val="none"/>
+          <w:lang w:val="en"/>
         </w:rPr>
         <w:t>☁️</w:t>
       </w:r>
       <w:r>
         <w:rPr>
-          <w:rFonts w:ascii="Arial" w:eastAsia="Arial" w:hAnsi="Arial" w:cs="Arial"/>
-          <w:kern w:val="0"/>
-          <w:sz w:val="32"/>
-          <w:szCs w:val="32"/>
-          <w:lang w:val="en"/>
-          <w14:ligatures w14:val="none"/>
+          <w:rFonts w:eastAsia="Arial"/>
+          <w:lang w:val="en"/>
         </w:rPr>
         <w:t xml:space="preserve"> What is a Cloud Firewall?</w:t>
       </w:r>
@@ -106,6 +82,7 @@
         </w:rPr>
         <w:t xml:space="preserve">: </w:t>
       </w:r>
+      <w:proofErr w:type="spellStart"/>
       <w:r>
         <w:rPr>
           <w:rFonts w:ascii="Arial" w:eastAsia="Arial" w:hAnsi="Arial" w:cs="Arial"/>
@@ -117,7 +94,21 @@
           <w:lang w:val="en"/>
           <w14:ligatures w14:val="none"/>
         </w:rPr>
-        <w:t>Chatgpt (GPT</w:t>
+        <w:t>Chatgpt</w:t>
+      </w:r>
+      <w:proofErr w:type="spellEnd"/>
+      <w:r>
+        <w:rPr>
+          <w:rFonts w:ascii="Arial" w:eastAsia="Arial" w:hAnsi="Arial" w:cs="Arial"/>
+          <w:b/>
+          <w:kern w:val="0"/>
+          <w:sz w:val="22"/>
+          <w:szCs w:val="22"/>
+          <w:highlight w:val="darkGray"/>
+          <w:lang w:val="en"/>
+          <w14:ligatures w14:val="none"/>
+        </w:rPr>
+        <w:t xml:space="preserve"> (GPT</w:t>
       </w:r>
       <w:r>
         <w:rPr>
@@ -212,6 +203,7 @@
         </w:rPr>
         <w:t xml:space="preserve">, or </w:t>
       </w:r>
+      <w:proofErr w:type="spellStart"/>
       <w:r>
         <w:rPr>
           <w:rFonts w:ascii="Roboto Mono" w:eastAsia="Roboto Mono" w:hAnsi="Roboto Mono" w:cs="Arial"/>
@@ -224,6 +216,7 @@
         </w:rPr>
         <w:t>FWaaS</w:t>
       </w:r>
+      <w:proofErr w:type="spellEnd"/>
       <w:r>
         <w:rPr>
           <w:rFonts w:ascii="Roboto Mono" w:eastAsia="Roboto Mono" w:hAnsi="Roboto Mono" w:cs="Arial"/>
@@ -428,15 +421,10 @@
     </w:p>
     <w:p>
       <w:pPr>
-        <w:spacing w:before="280" w:after="120" w:line="276" w:lineRule="auto"/>
-        <w:outlineLvl w:val="1"/>
-        <w:rPr>
-          <w:rFonts w:ascii="Arial" w:eastAsia="Arial" w:hAnsi="Arial" w:cs="Arial"/>
-          <w:kern w:val="0"/>
-          <w:sz w:val="32"/>
-          <w:szCs w:val="32"/>
-          <w:lang w:val="en"/>
-          <w14:ligatures w14:val="none"/>
+        <w:pStyle w:val="Heading2"/>
+        <w:rPr>
+          <w:rFonts w:eastAsia="Arial"/>
+          <w:lang w:val="en"/>
         </w:rPr>
       </w:pPr>
       <w:bookmarkStart w:id="2" w:name="_gurug2abfy5u" w:colFirst="0" w:colLast="0"/>
@@ -444,22 +432,14 @@
       <w:r>
         <w:rPr>
           <w:rFonts w:ascii="Segoe UI Emoji" w:eastAsia="Arial" w:hAnsi="Segoe UI Emoji" w:cs="Segoe UI Emoji"/>
-          <w:kern w:val="0"/>
-          <w:sz w:val="32"/>
-          <w:szCs w:val="32"/>
-          <w:lang w:val="en"/>
-          <w14:ligatures w14:val="none"/>
+          <w:lang w:val="en"/>
         </w:rPr>
         <w:t>🌐</w:t>
       </w:r>
       <w:r>
         <w:rPr>
-          <w:rFonts w:ascii="Arial" w:eastAsia="Arial" w:hAnsi="Arial" w:cs="Arial"/>
-          <w:kern w:val="0"/>
-          <w:sz w:val="32"/>
-          <w:szCs w:val="32"/>
-          <w:lang w:val="en"/>
-          <w14:ligatures w14:val="none"/>
+          <w:rFonts w:eastAsia="Arial"/>
+          <w:lang w:val="en"/>
         </w:rPr>
         <w:t xml:space="preserve"> Where It's Used</w:t>
       </w:r>
@@ -501,6 +481,7 @@
         </w:rPr>
         <w:t xml:space="preserve">: </w:t>
       </w:r>
+      <w:proofErr w:type="spellStart"/>
       <w:r>
         <w:rPr>
           <w:rFonts w:ascii="Arial" w:eastAsia="Arial" w:hAnsi="Arial" w:cs="Arial"/>
@@ -512,7 +493,21 @@
           <w:lang w:val="en"/>
           <w14:ligatures w14:val="none"/>
         </w:rPr>
-        <w:t>Chatgpt (GPT</w:t>
+        <w:t>Chatgpt</w:t>
+      </w:r>
+      <w:proofErr w:type="spellEnd"/>
+      <w:r>
+        <w:rPr>
+          <w:rFonts w:ascii="Arial" w:eastAsia="Arial" w:hAnsi="Arial" w:cs="Arial"/>
+          <w:b/>
+          <w:kern w:val="0"/>
+          <w:sz w:val="22"/>
+          <w:szCs w:val="22"/>
+          <w:highlight w:val="darkGray"/>
+          <w:lang w:val="en"/>
+          <w14:ligatures w14:val="none"/>
+        </w:rPr>
+        <w:t xml:space="preserve"> (GPT</w:t>
       </w:r>
       <w:r>
         <w:rPr>
@@ -924,15 +919,10 @@
     </w:p>
     <w:p>
       <w:pPr>
-        <w:spacing w:before="280" w:after="120" w:line="276" w:lineRule="auto"/>
-        <w:outlineLvl w:val="1"/>
-        <w:rPr>
-          <w:rFonts w:ascii="Arial" w:eastAsia="Arial" w:hAnsi="Arial" w:cs="Arial"/>
-          <w:kern w:val="0"/>
-          <w:sz w:val="32"/>
-          <w:szCs w:val="32"/>
-          <w:lang w:val="en"/>
-          <w14:ligatures w14:val="none"/>
+        <w:pStyle w:val="Heading2"/>
+        <w:rPr>
+          <w:rFonts w:eastAsia="Arial"/>
+          <w:lang w:val="en"/>
         </w:rPr>
       </w:pPr>
       <w:bookmarkStart w:id="3" w:name="_b5f1ya8wf69" w:colFirst="0" w:colLast="0"/>
@@ -940,22 +930,15 @@
       <w:r>
         <w:rPr>
           <w:rFonts w:ascii="Segoe UI Emoji" w:eastAsia="Arial" w:hAnsi="Segoe UI Emoji" w:cs="Segoe UI Emoji"/>
-          <w:kern w:val="0"/>
-          <w:sz w:val="32"/>
-          <w:szCs w:val="32"/>
-          <w:lang w:val="en"/>
-          <w14:ligatures w14:val="none"/>
-        </w:rPr>
+          <w:lang w:val="en"/>
+        </w:rPr>
+        <w:lastRenderedPageBreak/>
         <w:t>🧱</w:t>
       </w:r>
       <w:r>
         <w:rPr>
-          <w:rFonts w:ascii="Arial" w:eastAsia="Arial" w:hAnsi="Arial" w:cs="Arial"/>
-          <w:kern w:val="0"/>
-          <w:sz w:val="32"/>
-          <w:szCs w:val="32"/>
-          <w:lang w:val="en"/>
-          <w14:ligatures w14:val="none"/>
+          <w:rFonts w:eastAsia="Arial"/>
+          <w:lang w:val="en"/>
         </w:rPr>
         <w:t xml:space="preserve"> How It Works</w:t>
       </w:r>
@@ -1000,6 +983,7 @@
         </w:rPr>
         <w:t xml:space="preserve">: </w:t>
       </w:r>
+      <w:proofErr w:type="spellStart"/>
       <w:r>
         <w:rPr>
           <w:rFonts w:ascii="Arial" w:eastAsia="Arial" w:hAnsi="Arial" w:cs="Arial"/>
@@ -1011,7 +995,21 @@
           <w:lang w:val="en"/>
           <w14:ligatures w14:val="none"/>
         </w:rPr>
-        <w:t>Chatgpt (GPT</w:t>
+        <w:t>Chatgpt</w:t>
+      </w:r>
+      <w:proofErr w:type="spellEnd"/>
+      <w:r>
+        <w:rPr>
+          <w:rFonts w:ascii="Arial" w:eastAsia="Arial" w:hAnsi="Arial" w:cs="Arial"/>
+          <w:b/>
+          <w:kern w:val="0"/>
+          <w:sz w:val="22"/>
+          <w:szCs w:val="22"/>
+          <w:highlight w:val="darkGray"/>
+          <w:lang w:val="en"/>
+          <w14:ligatures w14:val="none"/>
+        </w:rPr>
+        <w:t xml:space="preserve"> (GPT</w:t>
       </w:r>
       <w:r>
         <w:rPr>
@@ -1389,15 +1387,10 @@
     </w:p>
     <w:p>
       <w:pPr>
-        <w:spacing w:before="280" w:after="120" w:line="276" w:lineRule="auto"/>
-        <w:outlineLvl w:val="1"/>
-        <w:rPr>
-          <w:rFonts w:ascii="Arial" w:eastAsia="Arial" w:hAnsi="Arial" w:cs="Arial"/>
-          <w:kern w:val="0"/>
-          <w:sz w:val="32"/>
-          <w:szCs w:val="32"/>
-          <w:lang w:val="en"/>
-          <w14:ligatures w14:val="none"/>
+        <w:pStyle w:val="Heading2"/>
+        <w:rPr>
+          <w:rFonts w:eastAsia="Arial"/>
+          <w:lang w:val="en"/>
         </w:rPr>
       </w:pPr>
       <w:bookmarkStart w:id="4" w:name="_6u6uua26h86e" w:colFirst="0" w:colLast="0"/>
@@ -1405,22 +1398,14 @@
       <w:r>
         <w:rPr>
           <w:rFonts w:ascii="Segoe UI Emoji" w:eastAsia="Arial" w:hAnsi="Segoe UI Emoji" w:cs="Segoe UI Emoji"/>
-          <w:kern w:val="0"/>
-          <w:sz w:val="32"/>
-          <w:szCs w:val="32"/>
-          <w:lang w:val="en"/>
-          <w14:ligatures w14:val="none"/>
+          <w:lang w:val="en"/>
         </w:rPr>
         <w:t>🔧</w:t>
       </w:r>
       <w:r>
         <w:rPr>
-          <w:rFonts w:ascii="Arial" w:eastAsia="Arial" w:hAnsi="Arial" w:cs="Arial"/>
-          <w:kern w:val="0"/>
-          <w:sz w:val="32"/>
-          <w:szCs w:val="32"/>
-          <w:lang w:val="en"/>
-          <w14:ligatures w14:val="none"/>
+          <w:rFonts w:eastAsia="Arial"/>
+          <w:lang w:val="en"/>
         </w:rPr>
         <w:t xml:space="preserve"> Key Features of a Cloud Firewall</w:t>
       </w:r>
@@ -1465,6 +1450,7 @@
         </w:rPr>
         <w:t xml:space="preserve">: </w:t>
       </w:r>
+      <w:proofErr w:type="spellStart"/>
       <w:r>
         <w:rPr>
           <w:rFonts w:ascii="Arial" w:eastAsia="Arial" w:hAnsi="Arial" w:cs="Arial"/>
@@ -1476,7 +1462,21 @@
           <w:lang w:val="en"/>
           <w14:ligatures w14:val="none"/>
         </w:rPr>
-        <w:t>Chatgpt (GPT</w:t>
+        <w:t>Chatgpt</w:t>
+      </w:r>
+      <w:proofErr w:type="spellEnd"/>
+      <w:r>
+        <w:rPr>
+          <w:rFonts w:ascii="Arial" w:eastAsia="Arial" w:hAnsi="Arial" w:cs="Arial"/>
+          <w:b/>
+          <w:kern w:val="0"/>
+          <w:sz w:val="22"/>
+          <w:szCs w:val="22"/>
+          <w:highlight w:val="darkGray"/>
+          <w:lang w:val="en"/>
+          <w14:ligatures w14:val="none"/>
+        </w:rPr>
+        <w:t xml:space="preserve"> (GPT</w:t>
       </w:r>
       <w:r>
         <w:rPr>
@@ -1638,6 +1638,7 @@
                 <w:lang w:val="en"/>
                 <w14:ligatures w14:val="none"/>
               </w:rPr>
+              <w:lastRenderedPageBreak/>
               <w:t>Feature</w:t>
             </w:r>
           </w:p>
@@ -2410,15 +2411,10 @@
     </w:p>
     <w:p>
       <w:pPr>
-        <w:spacing w:before="280" w:after="120" w:line="276" w:lineRule="auto"/>
-        <w:outlineLvl w:val="1"/>
-        <w:rPr>
-          <w:rFonts w:ascii="Arial" w:eastAsia="Arial" w:hAnsi="Arial" w:cs="Arial"/>
-          <w:kern w:val="0"/>
-          <w:sz w:val="32"/>
-          <w:szCs w:val="32"/>
-          <w:lang w:val="en"/>
-          <w14:ligatures w14:val="none"/>
+        <w:pStyle w:val="Heading2"/>
+        <w:rPr>
+          <w:rFonts w:eastAsia="Arial"/>
+          <w:lang w:val="en"/>
         </w:rPr>
       </w:pPr>
       <w:bookmarkStart w:id="5" w:name="_du3uhild98lg" w:colFirst="0" w:colLast="0"/>
@@ -2426,22 +2422,14 @@
       <w:r>
         <w:rPr>
           <w:rFonts w:ascii="Segoe UI Emoji" w:eastAsia="Arial" w:hAnsi="Segoe UI Emoji" w:cs="Segoe UI Emoji"/>
-          <w:kern w:val="0"/>
-          <w:sz w:val="32"/>
-          <w:szCs w:val="32"/>
-          <w:lang w:val="en"/>
-          <w14:ligatures w14:val="none"/>
+          <w:lang w:val="en"/>
         </w:rPr>
         <w:t>🆚</w:t>
       </w:r>
       <w:r>
         <w:rPr>
-          <w:rFonts w:ascii="Arial" w:eastAsia="Arial" w:hAnsi="Arial" w:cs="Arial"/>
-          <w:kern w:val="0"/>
-          <w:sz w:val="32"/>
-          <w:szCs w:val="32"/>
-          <w:lang w:val="en"/>
-          <w14:ligatures w14:val="none"/>
+          <w:rFonts w:eastAsia="Arial"/>
+          <w:lang w:val="en"/>
         </w:rPr>
         <w:t xml:space="preserve"> Cloud Firewall vs Traditional Firewall</w:t>
       </w:r>
@@ -2486,6 +2474,7 @@
         </w:rPr>
         <w:t xml:space="preserve">: </w:t>
       </w:r>
+      <w:proofErr w:type="spellStart"/>
       <w:r>
         <w:rPr>
           <w:rFonts w:ascii="Arial" w:eastAsia="Arial" w:hAnsi="Arial" w:cs="Arial"/>
@@ -2497,7 +2486,21 @@
           <w:lang w:val="en"/>
           <w14:ligatures w14:val="none"/>
         </w:rPr>
-        <w:t>Chatgpt (GPT</w:t>
+        <w:t>Chatgpt</w:t>
+      </w:r>
+      <w:proofErr w:type="spellEnd"/>
+      <w:r>
+        <w:rPr>
+          <w:rFonts w:ascii="Arial" w:eastAsia="Arial" w:hAnsi="Arial" w:cs="Arial"/>
+          <w:b/>
+          <w:kern w:val="0"/>
+          <w:sz w:val="22"/>
+          <w:szCs w:val="22"/>
+          <w:highlight w:val="darkGray"/>
+          <w:lang w:val="en"/>
+          <w14:ligatures w14:val="none"/>
+        </w:rPr>
+        <w:t xml:space="preserve"> (GPT</w:t>
       </w:r>
       <w:r>
         <w:rPr>
@@ -2660,6 +2663,7 @@
                 <w:lang w:val="en"/>
                 <w14:ligatures w14:val="none"/>
               </w:rPr>
+              <w:lastRenderedPageBreak/>
               <w:t>Feature</w:t>
             </w:r>
           </w:p>
@@ -2746,7 +2750,33 @@
                 <w:lang w:val="en"/>
                 <w14:ligatures w14:val="none"/>
               </w:rPr>
-              <w:t>Cloud Firewall (FWaaS)</w:t>
+              <w:t>Cloud Firewall (</w:t>
+            </w:r>
+            <w:proofErr w:type="spellStart"/>
+            <w:r>
+              <w:rPr>
+                <w:rFonts w:ascii="Roboto Mono" w:eastAsia="Roboto Mono" w:hAnsi="Roboto Mono" w:cs="Arial"/>
+                <w:b/>
+                <w:bCs/>
+                <w:kern w:val="0"/>
+                <w:szCs w:val="22"/>
+                <w:lang w:val="en"/>
+                <w14:ligatures w14:val="none"/>
+              </w:rPr>
+              <w:t>FWaaS</w:t>
+            </w:r>
+            <w:proofErr w:type="spellEnd"/>
+            <w:r>
+              <w:rPr>
+                <w:rFonts w:ascii="Roboto Mono" w:eastAsia="Roboto Mono" w:hAnsi="Roboto Mono" w:cs="Arial"/>
+                <w:b/>
+                <w:bCs/>
+                <w:kern w:val="0"/>
+                <w:szCs w:val="22"/>
+                <w:lang w:val="en"/>
+                <w14:ligatures w14:val="none"/>
+              </w:rPr>
+              <w:t>)</w:t>
             </w:r>
           </w:p>
         </w:tc>
@@ -3414,15 +3444,10 @@
     </w:p>
     <w:p>
       <w:pPr>
-        <w:spacing w:before="280" w:after="120" w:line="276" w:lineRule="auto"/>
-        <w:outlineLvl w:val="1"/>
-        <w:rPr>
-          <w:rFonts w:ascii="Arial" w:eastAsia="Arial" w:hAnsi="Arial" w:cs="Arial"/>
-          <w:kern w:val="0"/>
-          <w:sz w:val="32"/>
-          <w:szCs w:val="32"/>
-          <w:lang w:val="en"/>
-          <w14:ligatures w14:val="none"/>
+        <w:pStyle w:val="Heading2"/>
+        <w:rPr>
+          <w:rFonts w:ascii="Arial" w:eastAsia="Arial" w:hAnsi="Arial" w:cs="Arial"/>
+          <w:lang w:val="en"/>
         </w:rPr>
       </w:pPr>
       <w:bookmarkStart w:id="6" w:name="_ra03g6opfjdr" w:colFirst="0" w:colLast="0"/>
@@ -3430,22 +3455,14 @@
       <w:r>
         <w:rPr>
           <w:rFonts w:ascii="Segoe UI Emoji" w:eastAsia="Arial Unicode MS" w:hAnsi="Segoe UI Emoji" w:cs="Segoe UI Emoji"/>
-          <w:kern w:val="0"/>
-          <w:sz w:val="32"/>
-          <w:szCs w:val="32"/>
-          <w:lang w:val="en"/>
-          <w14:ligatures w14:val="none"/>
+          <w:lang w:val="en"/>
         </w:rPr>
         <w:t>✅</w:t>
       </w:r>
       <w:r>
         <w:rPr>
-          <w:rFonts w:ascii="Arial Unicode MS" w:eastAsia="Arial Unicode MS" w:hAnsi="Arial Unicode MS" w:cs="Arial Unicode MS"/>
-          <w:kern w:val="0"/>
-          <w:sz w:val="32"/>
-          <w:szCs w:val="32"/>
-          <w:lang w:val="en"/>
-          <w14:ligatures w14:val="none"/>
+          <w:rFonts w:eastAsia="Arial Unicode MS"/>
+          <w:lang w:val="en"/>
         </w:rPr>
         <w:t xml:space="preserve"> Pros</w:t>
       </w:r>
@@ -3487,6 +3504,7 @@
         </w:rPr>
         <w:t xml:space="preserve">: </w:t>
       </w:r>
+      <w:proofErr w:type="spellStart"/>
       <w:r>
         <w:rPr>
           <w:rFonts w:ascii="Arial" w:eastAsia="Arial" w:hAnsi="Arial" w:cs="Arial"/>
@@ -3498,7 +3516,21 @@
           <w:lang w:val="en"/>
           <w14:ligatures w14:val="none"/>
         </w:rPr>
-        <w:t>Chatgpt (GPT</w:t>
+        <w:t>Chatgpt</w:t>
+      </w:r>
+      <w:proofErr w:type="spellEnd"/>
+      <w:r>
+        <w:rPr>
+          <w:rFonts w:ascii="Arial" w:eastAsia="Arial" w:hAnsi="Arial" w:cs="Arial"/>
+          <w:b/>
+          <w:kern w:val="0"/>
+          <w:sz w:val="22"/>
+          <w:szCs w:val="22"/>
+          <w:highlight w:val="darkGray"/>
+          <w:lang w:val="en"/>
+          <w14:ligatures w14:val="none"/>
+        </w:rPr>
+        <w:t xml:space="preserve"> (GPT</w:t>
       </w:r>
       <w:r>
         <w:rPr>
@@ -3825,15 +3857,10 @@
     </w:p>
     <w:p>
       <w:pPr>
-        <w:spacing w:before="280" w:after="120" w:line="276" w:lineRule="auto"/>
-        <w:outlineLvl w:val="1"/>
-        <w:rPr>
-          <w:rFonts w:ascii="Arial" w:eastAsia="Arial" w:hAnsi="Arial" w:cs="Arial"/>
-          <w:kern w:val="0"/>
-          <w:sz w:val="32"/>
-          <w:szCs w:val="32"/>
-          <w:lang w:val="en"/>
-          <w14:ligatures w14:val="none"/>
+        <w:pStyle w:val="Heading2"/>
+        <w:rPr>
+          <w:rFonts w:ascii="Arial" w:eastAsia="Arial" w:hAnsi="Arial" w:cs="Arial"/>
+          <w:lang w:val="en"/>
         </w:rPr>
       </w:pPr>
       <w:bookmarkStart w:id="7" w:name="_2cf0hqdjnbxx" w:colFirst="0" w:colLast="0"/>
@@ -3841,22 +3868,14 @@
       <w:r>
         <w:rPr>
           <w:rFonts w:ascii="Segoe UI Emoji" w:eastAsia="Arial Unicode MS" w:hAnsi="Segoe UI Emoji" w:cs="Segoe UI Emoji"/>
-          <w:kern w:val="0"/>
-          <w:sz w:val="32"/>
-          <w:szCs w:val="32"/>
-          <w:lang w:val="en"/>
-          <w14:ligatures w14:val="none"/>
+          <w:lang w:val="en"/>
         </w:rPr>
         <w:t>❌</w:t>
       </w:r>
       <w:r>
         <w:rPr>
-          <w:rFonts w:ascii="Arial Unicode MS" w:eastAsia="Arial Unicode MS" w:hAnsi="Arial Unicode MS" w:cs="Arial Unicode MS"/>
-          <w:kern w:val="0"/>
-          <w:sz w:val="32"/>
-          <w:szCs w:val="32"/>
-          <w:lang w:val="en"/>
-          <w14:ligatures w14:val="none"/>
+          <w:rFonts w:eastAsia="Arial Unicode MS"/>
+          <w:lang w:val="en"/>
         </w:rPr>
         <w:t xml:space="preserve"> Cons</w:t>
       </w:r>
@@ -3898,6 +3917,7 @@
         </w:rPr>
         <w:t xml:space="preserve">: </w:t>
       </w:r>
+      <w:proofErr w:type="spellStart"/>
       <w:r>
         <w:rPr>
           <w:rFonts w:ascii="Arial" w:eastAsia="Arial" w:hAnsi="Arial" w:cs="Arial"/>
@@ -3909,7 +3929,21 @@
           <w:lang w:val="en"/>
           <w14:ligatures w14:val="none"/>
         </w:rPr>
-        <w:t>Chatgpt (GPT</w:t>
+        <w:t>Chatgpt</w:t>
+      </w:r>
+      <w:proofErr w:type="spellEnd"/>
+      <w:r>
+        <w:rPr>
+          <w:rFonts w:ascii="Arial" w:eastAsia="Arial" w:hAnsi="Arial" w:cs="Arial"/>
+          <w:b/>
+          <w:kern w:val="0"/>
+          <w:sz w:val="22"/>
+          <w:szCs w:val="22"/>
+          <w:highlight w:val="darkGray"/>
+          <w:lang w:val="en"/>
+          <w14:ligatures w14:val="none"/>
+        </w:rPr>
+        <w:t xml:space="preserve"> (GPT</w:t>
       </w:r>
       <w:r>
         <w:rPr>
@@ -3962,6 +3996,7 @@
           <w:lang w:val="en"/>
           <w14:ligatures w14:val="none"/>
         </w:rPr>
+        <w:lastRenderedPageBreak/>
         <w:t>❌</w:t>
       </w:r>
       <w:r>
@@ -4106,15 +4141,10 @@
     </w:p>
     <w:p>
       <w:pPr>
-        <w:spacing w:before="280" w:after="120" w:line="276" w:lineRule="auto"/>
-        <w:outlineLvl w:val="1"/>
-        <w:rPr>
-          <w:rFonts w:ascii="Arial" w:eastAsia="Arial" w:hAnsi="Arial" w:cs="Arial"/>
-          <w:kern w:val="0"/>
-          <w:sz w:val="32"/>
-          <w:szCs w:val="32"/>
-          <w:lang w:val="en"/>
-          <w14:ligatures w14:val="none"/>
+        <w:pStyle w:val="Heading2"/>
+        <w:rPr>
+          <w:rFonts w:eastAsia="Arial"/>
+          <w:lang w:val="en"/>
         </w:rPr>
       </w:pPr>
       <w:bookmarkStart w:id="8" w:name="_pzhzhd105tqx" w:colFirst="0" w:colLast="0"/>
@@ -4122,22 +4152,14 @@
       <w:r>
         <w:rPr>
           <w:rFonts w:ascii="Segoe UI Emoji" w:eastAsia="Arial" w:hAnsi="Segoe UI Emoji" w:cs="Segoe UI Emoji"/>
-          <w:kern w:val="0"/>
-          <w:sz w:val="32"/>
-          <w:szCs w:val="32"/>
-          <w:lang w:val="en"/>
-          <w14:ligatures w14:val="none"/>
+          <w:lang w:val="en"/>
         </w:rPr>
         <w:t>🏷️</w:t>
       </w:r>
       <w:r>
         <w:rPr>
-          <w:rFonts w:ascii="Arial" w:eastAsia="Arial" w:hAnsi="Arial" w:cs="Arial"/>
-          <w:kern w:val="0"/>
-          <w:sz w:val="32"/>
-          <w:szCs w:val="32"/>
-          <w:lang w:val="en"/>
-          <w14:ligatures w14:val="none"/>
+          <w:rFonts w:eastAsia="Arial"/>
+          <w:lang w:val="en"/>
         </w:rPr>
         <w:t xml:space="preserve"> Popular Cloud Firewall Providers</w:t>
       </w:r>
@@ -4182,6 +4204,7 @@
         </w:rPr>
         <w:t xml:space="preserve">: </w:t>
       </w:r>
+      <w:proofErr w:type="spellStart"/>
       <w:r>
         <w:rPr>
           <w:rFonts w:ascii="Arial" w:eastAsia="Arial" w:hAnsi="Arial" w:cs="Arial"/>
@@ -4193,7 +4216,21 @@
           <w:lang w:val="en"/>
           <w14:ligatures w14:val="none"/>
         </w:rPr>
-        <w:t>Chatgpt (GPT</w:t>
+        <w:t>Chatgpt</w:t>
+      </w:r>
+      <w:proofErr w:type="spellEnd"/>
+      <w:r>
+        <w:rPr>
+          <w:rFonts w:ascii="Arial" w:eastAsia="Arial" w:hAnsi="Arial" w:cs="Arial"/>
+          <w:b/>
+          <w:kern w:val="0"/>
+          <w:sz w:val="22"/>
+          <w:szCs w:val="22"/>
+          <w:highlight w:val="darkGray"/>
+          <w:lang w:val="en"/>
+          <w14:ligatures w14:val="none"/>
+        </w:rPr>
+        <w:t xml:space="preserve"> (GPT</w:t>
       </w:r>
       <w:r>
         <w:rPr>
@@ -4793,6 +4830,7 @@
                 <w:lang w:val="en"/>
                 <w14:ligatures w14:val="none"/>
               </w:rPr>
+              <w:lastRenderedPageBreak/>
               <w:t>Cisco</w:t>
             </w:r>
           </w:p>
@@ -4953,15 +4991,10 @@
     </w:p>
     <w:p>
       <w:pPr>
-        <w:spacing w:before="280" w:after="120" w:line="276" w:lineRule="auto"/>
-        <w:outlineLvl w:val="1"/>
-        <w:rPr>
-          <w:rFonts w:ascii="Arial" w:eastAsia="Arial" w:hAnsi="Arial" w:cs="Arial"/>
-          <w:kern w:val="0"/>
-          <w:sz w:val="32"/>
-          <w:szCs w:val="32"/>
-          <w:lang w:val="en"/>
-          <w14:ligatures w14:val="none"/>
+        <w:pStyle w:val="Heading2"/>
+        <w:rPr>
+          <w:rFonts w:eastAsia="Arial"/>
+          <w:lang w:val="en"/>
         </w:rPr>
       </w:pPr>
       <w:bookmarkStart w:id="9" w:name="_3l3izyoqm1s3" w:colFirst="0" w:colLast="0"/>
@@ -4969,22 +5002,14 @@
       <w:r>
         <w:rPr>
           <w:rFonts w:ascii="Segoe UI Emoji" w:eastAsia="Arial" w:hAnsi="Segoe UI Emoji" w:cs="Segoe UI Emoji"/>
-          <w:kern w:val="0"/>
-          <w:sz w:val="32"/>
-          <w:szCs w:val="32"/>
-          <w:lang w:val="en"/>
-          <w14:ligatures w14:val="none"/>
+          <w:lang w:val="en"/>
         </w:rPr>
         <w:t>📌</w:t>
       </w:r>
       <w:r>
         <w:rPr>
-          <w:rFonts w:ascii="Arial" w:eastAsia="Arial" w:hAnsi="Arial" w:cs="Arial"/>
-          <w:kern w:val="0"/>
-          <w:sz w:val="32"/>
-          <w:szCs w:val="32"/>
-          <w:lang w:val="en"/>
-          <w14:ligatures w14:val="none"/>
+          <w:rFonts w:eastAsia="Arial"/>
+          <w:lang w:val="en"/>
         </w:rPr>
         <w:t xml:space="preserve"> Summary</w:t>
       </w:r>
@@ -5029,6 +5054,7 @@
         </w:rPr>
         <w:t xml:space="preserve">: </w:t>
       </w:r>
+      <w:proofErr w:type="spellStart"/>
       <w:r>
         <w:rPr>
           <w:rFonts w:ascii="Arial" w:eastAsia="Arial" w:hAnsi="Arial" w:cs="Arial"/>
@@ -5040,7 +5066,21 @@
           <w:lang w:val="en"/>
           <w14:ligatures w14:val="none"/>
         </w:rPr>
-        <w:t>Chatgpt (GPT</w:t>
+        <w:t>Chatgpt</w:t>
+      </w:r>
+      <w:proofErr w:type="spellEnd"/>
+      <w:r>
+        <w:rPr>
+          <w:rFonts w:ascii="Arial" w:eastAsia="Arial" w:hAnsi="Arial" w:cs="Arial"/>
+          <w:b/>
+          <w:kern w:val="0"/>
+          <w:sz w:val="22"/>
+          <w:szCs w:val="22"/>
+          <w:highlight w:val="darkGray"/>
+          <w:lang w:val="en"/>
+          <w14:ligatures w14:val="none"/>
+        </w:rPr>
+        <w:t xml:space="preserve"> (GPT</w:t>
       </w:r>
       <w:r>
         <w:rPr>
@@ -5419,7 +5459,29 @@
                 <w:lang w:val="en"/>
                 <w14:ligatures w14:val="none"/>
               </w:rPr>
-              <w:t>Firewall-as-a-Service (FWaaS)</w:t>
+              <w:t>Firewall-as-a-Service (</w:t>
+            </w:r>
+            <w:proofErr w:type="spellStart"/>
+            <w:r>
+              <w:rPr>
+                <w:rFonts w:ascii="Roboto Mono" w:eastAsia="Roboto Mono" w:hAnsi="Roboto Mono" w:cs="Arial"/>
+                <w:kern w:val="0"/>
+                <w:szCs w:val="22"/>
+                <w:lang w:val="en"/>
+                <w14:ligatures w14:val="none"/>
+              </w:rPr>
+              <w:t>FWaaS</w:t>
+            </w:r>
+            <w:proofErr w:type="spellEnd"/>
+            <w:r>
+              <w:rPr>
+                <w:rFonts w:ascii="Roboto Mono" w:eastAsia="Roboto Mono" w:hAnsi="Roboto Mono" w:cs="Arial"/>
+                <w:kern w:val="0"/>
+                <w:szCs w:val="22"/>
+                <w:lang w:val="en"/>
+                <w14:ligatures w14:val="none"/>
+              </w:rPr>
+              <w:t>)</w:t>
             </w:r>
           </w:p>
         </w:tc>
@@ -6560,7 +6622,6 @@
     <w:next w:val="Normal"/>
     <w:link w:val="Heading2Char"/>
     <w:uiPriority w:val="9"/>
-    <w:semiHidden/>
     <w:unhideWhenUsed/>
     <w:qFormat/>
     <w:rsid w:val="003D2A0C"/>
@@ -6777,7 +6838,6 @@
     <w:basedOn w:val="DefaultParagraphFont"/>
     <w:link w:val="Heading2"/>
     <w:uiPriority w:val="9"/>
-    <w:semiHidden/>
     <w:rsid w:val="003D2A0C"/>
     <w:rPr>
       <w:rFonts w:asciiTheme="majorHAnsi" w:eastAsiaTheme="majorEastAsia" w:hAnsiTheme="majorHAnsi" w:cstheme="majorBidi"/>
